--- a/assets/pdf/si/kshirsagar_viralite_2026/SI.docx
+++ b/assets/pdf/si/kshirsagar_viralite_2026/SI.docx
@@ -23929,10 +23929,9 @@
 </file>
 
 <file path=customXml/item1.xml><?xml version="1.0" encoding="utf-8"?>
-<ct:contentTypeSchema xmlns:ct="http://schemas.microsoft.com/office/2006/metadata/contentType" xmlns:ma="http://schemas.microsoft.com/office/2006/metadata/properties/metaAttributes" ct:_="" ma:_="" ma:contentTypeName="Document" ma:contentTypeID="0x010100347FFABE24BBFA40A1AAF906962152D4" ma:contentTypeVersion="13" ma:contentTypeDescription="Create a new document." ma:contentTypeScope="" ma:versionID="8a8fe1f431b2152f7aab5a5ff6c0ed0c">
-  <xsd:schema xmlns:xsd="http://www.w3.org/2001/XMLSchema" xmlns:xs="http://www.w3.org/2001/XMLSchema" xmlns:p="http://schemas.microsoft.com/office/2006/metadata/properties" xmlns:ns2="8f754c3d-a0e2-467d-9150-f61c7c0abea9" xmlns:ns3="9d521451-bcd7-4ed2-ba88-220415564b97" targetNamespace="http://schemas.microsoft.com/office/2006/metadata/properties" ma:root="true" ma:fieldsID="90e5f79592c19b86f80d0b021ded2444" ns2:_="" ns3:_="">
-    <xsd:import namespace="8f754c3d-a0e2-467d-9150-f61c7c0abea9"/>
-    <xsd:import namespace="9d521451-bcd7-4ed2-ba88-220415564b97"/>
+<ct:contentTypeSchema xmlns:ct="http://schemas.microsoft.com/office/2006/metadata/contentType" xmlns:ma="http://schemas.microsoft.com/office/2006/metadata/properties/metaAttributes" ct:_="" ma:_="" ma:contentTypeName="Document" ma:contentTypeID="0x010100117D5D519A7FB0428DEBD050DEC12C9D" ma:contentTypeVersion="12" ma:contentTypeDescription="Create a new document." ma:contentTypeScope="" ma:versionID="c3b9da657e4f780629a64370b5aea4a9">
+  <xsd:schema xmlns:xsd="http://www.w3.org/2001/XMLSchema" xmlns:xs="http://www.w3.org/2001/XMLSchema" xmlns:p="http://schemas.microsoft.com/office/2006/metadata/properties" xmlns:ns2="86969d0c-9626-4215-92a1-0d2ab3b5891a" targetNamespace="http://schemas.microsoft.com/office/2006/metadata/properties" ma:root="true" ma:fieldsID="3690b63c6638001b626828f91c7355d9" ns2:_="">
+    <xsd:import namespace="86969d0c-9626-4215-92a1-0d2ab3b5891a"/>
     <xsd:element name="properties">
       <xsd:complexType>
         <xsd:sequence>
@@ -23946,10 +23945,9 @@
                 <xsd:element ref="ns2:MediaServiceGenerationTime" minOccurs="0"/>
                 <xsd:element ref="ns2:MediaServiceEventHashCode" minOccurs="0"/>
                 <xsd:element ref="ns2:MediaLengthInSeconds" minOccurs="0"/>
+                <xsd:element ref="ns2:lcf76f155ced4ddcb4097134ff3c332f" minOccurs="0"/>
+                <xsd:element ref="ns2:MediaServiceOCR" minOccurs="0"/>
                 <xsd:element ref="ns2:MediaServiceLocation" minOccurs="0"/>
-                <xsd:element ref="ns2:lcf76f155ced4ddcb4097134ff3c332f" minOccurs="0"/>
-                <xsd:element ref="ns3:TaxCatchAll" minOccurs="0"/>
-                <xsd:element ref="ns2:MediaServiceOCR" minOccurs="0"/>
                 <xsd:element ref="ns2:MediaServiceBillingMetadata" minOccurs="0"/>
               </xsd:all>
             </xsd:complexType>
@@ -23958,7 +23956,7 @@
       </xsd:complexType>
     </xsd:element>
   </xsd:schema>
-  <xsd:schema xmlns:xsd="http://www.w3.org/2001/XMLSchema" xmlns:xs="http://www.w3.org/2001/XMLSchema" xmlns:dms="http://schemas.microsoft.com/office/2006/documentManagement/types" xmlns:pc="http://schemas.microsoft.com/office/infopath/2007/PartnerControls" targetNamespace="8f754c3d-a0e2-467d-9150-f61c7c0abea9" elementFormDefault="qualified">
+  <xsd:schema xmlns:xsd="http://www.w3.org/2001/XMLSchema" xmlns:xs="http://www.w3.org/2001/XMLSchema" xmlns:dms="http://schemas.microsoft.com/office/2006/documentManagement/types" xmlns:pc="http://schemas.microsoft.com/office/infopath/2007/PartnerControls" targetNamespace="86969d0c-9626-4215-92a1-0d2ab3b5891a" elementFormDefault="qualified">
     <xsd:import namespace="http://schemas.microsoft.com/office/2006/documentManagement/types"/>
     <xsd:import namespace="http://schemas.microsoft.com/office/infopath/2007/PartnerControls"/>
     <xsd:element name="MediaServiceMetadata" ma:index="8" nillable="true" ma:displayName="MediaServiceMetadata" ma:hidden="true" ma:internalName="MediaServiceMetadata" ma:readOnly="true">
@@ -23996,44 +23994,29 @@
         <xsd:restriction base="dms:Unknown"/>
       </xsd:simpleType>
     </xsd:element>
-    <xsd:element name="MediaServiceLocation" ma:index="15" nillable="true" ma:displayName="Location" ma:indexed="true" ma:internalName="MediaServiceLocation" ma:readOnly="true">
-      <xsd:simpleType>
-        <xsd:restriction base="dms:Text"/>
-      </xsd:simpleType>
-    </xsd:element>
-    <xsd:element name="lcf76f155ced4ddcb4097134ff3c332f" ma:index="17" nillable="true" ma:taxonomy="true" ma:internalName="lcf76f155ced4ddcb4097134ff3c332f" ma:taxonomyFieldName="MediaServiceImageTags" ma:displayName="Image Tags" ma:readOnly="false" ma:fieldId="{5cf76f15-5ced-4ddc-b409-7134ff3c332f}" ma:taxonomyMulti="true" ma:sspId="0eec0a79-46cb-4568-9b1b-2d720bd3207c" ma:termSetId="09814cd3-568e-fe90-9814-8d621ff8fb84" ma:anchorId="fba54fb3-c3e1-fe81-a776-ca4b69148c4d" ma:open="true" ma:isKeyword="false">
+    <xsd:element name="lcf76f155ced4ddcb4097134ff3c332f" ma:index="16" nillable="true" ma:taxonomy="true" ma:internalName="lcf76f155ced4ddcb4097134ff3c332f" ma:taxonomyFieldName="MediaServiceImageTags" ma:displayName="Image Tags" ma:readOnly="false" ma:fieldId="{5cf76f15-5ced-4ddc-b409-7134ff3c332f}" ma:taxonomyMulti="true" ma:sspId="0eec0a79-46cb-4568-9b1b-2d720bd3207c" ma:termSetId="09814cd3-568e-fe90-9814-8d621ff8fb84" ma:anchorId="fba54fb3-c3e1-fe81-a776-ca4b69148c4d" ma:open="true" ma:isKeyword="false">
       <xsd:complexType>
         <xsd:sequence>
           <xsd:element ref="pc:Terms" minOccurs="0" maxOccurs="1"/>
         </xsd:sequence>
       </xsd:complexType>
     </xsd:element>
-    <xsd:element name="MediaServiceOCR" ma:index="19" nillable="true" ma:displayName="Extracted Text" ma:internalName="MediaServiceOCR" ma:readOnly="true">
+    <xsd:element name="MediaServiceOCR" ma:index="17" nillable="true" ma:displayName="Extracted Text" ma:internalName="MediaServiceOCR" ma:readOnly="true">
       <xsd:simpleType>
         <xsd:restriction base="dms:Note">
           <xsd:maxLength value="255"/>
         </xsd:restriction>
       </xsd:simpleType>
     </xsd:element>
-    <xsd:element name="MediaServiceBillingMetadata" ma:index="20" nillable="true" ma:displayName="MediaServiceBillingMetadata" ma:hidden="true" ma:internalName="MediaServiceBillingMetadata" ma:readOnly="true">
+    <xsd:element name="MediaServiceLocation" ma:index="18" nillable="true" ma:displayName="Location" ma:indexed="true" ma:internalName="MediaServiceLocation" ma:readOnly="true">
+      <xsd:simpleType>
+        <xsd:restriction base="dms:Text"/>
+      </xsd:simpleType>
+    </xsd:element>
+    <xsd:element name="MediaServiceBillingMetadata" ma:index="19" nillable="true" ma:displayName="MediaServiceBillingMetadata" ma:hidden="true" ma:internalName="MediaServiceBillingMetadata" ma:readOnly="true">
       <xsd:simpleType>
         <xsd:restriction base="dms:Note"/>
       </xsd:simpleType>
-    </xsd:element>
-  </xsd:schema>
-  <xsd:schema xmlns:xsd="http://www.w3.org/2001/XMLSchema" xmlns:xs="http://www.w3.org/2001/XMLSchema" xmlns:dms="http://schemas.microsoft.com/office/2006/documentManagement/types" xmlns:pc="http://schemas.microsoft.com/office/infopath/2007/PartnerControls" targetNamespace="9d521451-bcd7-4ed2-ba88-220415564b97" elementFormDefault="qualified">
-    <xsd:import namespace="http://schemas.microsoft.com/office/2006/documentManagement/types"/>
-    <xsd:import namespace="http://schemas.microsoft.com/office/infopath/2007/PartnerControls"/>
-    <xsd:element name="TaxCatchAll" ma:index="18" nillable="true" ma:displayName="Taxonomy Catch All Column" ma:hidden="true" ma:list="{aa3c9497-650c-4bde-9997-31c46eaecabd}" ma:internalName="TaxCatchAll" ma:showField="CatchAllData" ma:web="9d521451-bcd7-4ed2-ba88-220415564b97">
-      <xsd:complexType>
-        <xsd:complexContent>
-          <xsd:extension base="dms:MultiChoiceLookup">
-            <xsd:sequence>
-              <xsd:element name="Value" type="dms:Lookup" maxOccurs="unbounded" minOccurs="0" nillable="true"/>
-            </xsd:sequence>
-          </xsd:extension>
-        </xsd:complexContent>
-      </xsd:complexType>
     </xsd:element>
   </xsd:schema>
   <xsd:schema xmlns="http://schemas.openxmlformats.org/package/2006/metadata/core-properties" xmlns:xsd="http://www.w3.org/2001/XMLSchema" xmlns:xsi="http://www.w3.org/2001/XMLSchema-instance" xmlns:dc="http://purl.org/dc/elements/1.1/" xmlns:dcterms="http://purl.org/dc/terms/" xmlns:odoc="http://schemas.microsoft.com/internal/obd" targetNamespace="http://schemas.openxmlformats.org/package/2006/metadata/core-properties" elementFormDefault="qualified" attributeFormDefault="unqualified" blockDefault="#all">
@@ -24151,31 +24134,15 @@
 <file path=customXml/item4.xml><?xml version="1.0" encoding="utf-8"?>
 <p:properties xmlns:p="http://schemas.microsoft.com/office/2006/metadata/properties" xmlns:xsi="http://www.w3.org/2001/XMLSchema-instance" xmlns:pc="http://schemas.microsoft.com/office/infopath/2007/PartnerControls">
   <documentManagement>
-    <lcf76f155ced4ddcb4097134ff3c332f xmlns="8f754c3d-a0e2-467d-9150-f61c7c0abea9">
+    <lcf76f155ced4ddcb4097134ff3c332f xmlns="86969d0c-9626-4215-92a1-0d2ab3b5891a">
       <Terms xmlns="http://schemas.microsoft.com/office/infopath/2007/PartnerControls"/>
     </lcf76f155ced4ddcb4097134ff3c332f>
-    <TaxCatchAll xmlns="9d521451-bcd7-4ed2-ba88-220415564b97" xsi:nil="true"/>
   </documentManagement>
 </p:properties>
 </file>
 
 <file path=customXml/itemProps1.xml><?xml version="1.0" encoding="utf-8"?>
-<ds:datastoreItem xmlns:ds="http://schemas.openxmlformats.org/officeDocument/2006/customXml" ds:itemID="{1B8AFC82-6EAE-45FA-A0CB-29892CF62EDD}">
-  <ds:schemaRefs>
-    <ds:schemaRef ds:uri="http://schemas.microsoft.com/office/2006/metadata/contentType"/>
-    <ds:schemaRef ds:uri="http://schemas.microsoft.com/office/2006/metadata/properties/metaAttributes"/>
-    <ds:schemaRef ds:uri="http://www.w3.org/2001/XMLSchema"/>
-    <ds:schemaRef ds:uri="http://schemas.microsoft.com/office/2006/metadata/properties"/>
-    <ds:schemaRef ds:uri="8f754c3d-a0e2-467d-9150-f61c7c0abea9"/>
-    <ds:schemaRef ds:uri="9d521451-bcd7-4ed2-ba88-220415564b97"/>
-    <ds:schemaRef ds:uri="http://schemas.microsoft.com/office/2006/documentManagement/types"/>
-    <ds:schemaRef ds:uri="http://schemas.microsoft.com/office/infopath/2007/PartnerControls"/>
-    <ds:schemaRef ds:uri="http://schemas.openxmlformats.org/package/2006/metadata/core-properties"/>
-    <ds:schemaRef ds:uri="http://purl.org/dc/elements/1.1/"/>
-    <ds:schemaRef ds:uri="http://purl.org/dc/terms/"/>
-    <ds:schemaRef ds:uri="http://schemas.microsoft.com/internal/obd"/>
-  </ds:schemaRefs>
-</ds:datastoreItem>
+<ds:datastoreItem xmlns:ds="http://schemas.openxmlformats.org/officeDocument/2006/customXml" ds:itemID="{DCCEACC4-9D1E-4AE2-BAD3-4AD228B67A24}"/>
 </file>
 
 <file path=customXml/itemProps2.xml><?xml version="1.0" encoding="utf-8"?>
